--- a/zht/docx/57.content.docx
+++ b/zht/docx/57.content.docx
@@ -235,19 +235,7 @@
         <w:rPr>
           <w:lang w:val="zh_TW" w:bidi="zh_TW"/>
         </w:rPr>
-        <w:t>為基督耶穌被囚的保羅：傳統上認為保羅是在羅馬的監獄中寫信，但也有可能他是在更早時期於以弗所寫信，那裡更接近腓利門在歌羅西的家（見</w:t>
-      </w:r>
-      <w:r>
-        <w:rPr>
-          <w:lang w:val="zh_TW" w:bidi="zh_TW"/>
-        </w:rPr>
-        <w:t>腓利門書簡介</w:t>
-      </w:r>
-      <w:r>
-        <w:rPr>
-          <w:lang w:val="zh_TW" w:bidi="zh_TW"/>
-        </w:rPr>
-        <w:t>，「寫作的日期與地點」）。</w:t>
+        <w:t>為基督耶穌被囚的保羅：傳統上認為保羅是在羅馬的監獄中寫信，但也有可能他是在更早時期於以弗所寫信，那裡更接近腓利門在歌羅西的家（見腓利門書簡介，「寫作的日期與地點」）。</w:t>
       </w:r>
     </w:p>
     <w:p>
